--- a/Taller integral Supabase documentacion.docx
+++ b/Taller integral Supabase documentacion.docx
@@ -906,7 +906,6 @@
           <w:lang w:val="es-MX"/>
         </w:rPr>
       </w:pPr>
-      <w:proofErr w:type="gramStart"/>
       <w:r>
         <w:rPr>
           <w:b/>
@@ -925,7 +924,6 @@
         <w:t>env</w:t>
       </w:r>
       <w:proofErr w:type="spellEnd"/>
-      <w:proofErr w:type="gramEnd"/>
     </w:p>
     <w:p>
       <w:pPr>
@@ -1003,7 +1001,6 @@
           <w:lang w:val="es-MX"/>
         </w:rPr>
       </w:pPr>
-      <w:proofErr w:type="gramStart"/>
       <w:r>
         <w:rPr>
           <w:b/>
@@ -1020,16 +1017,7 @@
           <w:bCs/>
           <w:lang w:val="es-MX"/>
         </w:rPr>
-        <w:t>env</w:t>
-      </w:r>
-      <w:proofErr w:type="gramEnd"/>
-      <w:r>
-        <w:rPr>
-          <w:b/>
-          <w:bCs/>
-          <w:lang w:val="es-MX"/>
-        </w:rPr>
-        <w:t>.example</w:t>
+        <w:t>env.example</w:t>
       </w:r>
       <w:proofErr w:type="spellEnd"/>
       <w:r>
@@ -2575,6 +2563,7 @@
         <w:rPr>
           <w:b/>
           <w:bCs/>
+          <w:noProof/>
           <w:lang w:val="es-MX"/>
         </w:rPr>
         <w:drawing>
@@ -2889,6 +2878,7 @@
         <w:rPr>
           <w:b/>
           <w:bCs/>
+          <w:noProof/>
           <w:lang w:val="es-MX"/>
         </w:rPr>
         <w:drawing>
@@ -2984,6 +2974,7 @@
         <w:rPr>
           <w:b/>
           <w:bCs/>
+          <w:noProof/>
           <w:lang w:val="es-MX"/>
         </w:rPr>
         <w:drawing>
@@ -3108,6 +3099,7 @@
         <w:rPr>
           <w:b/>
           <w:bCs/>
+          <w:noProof/>
           <w:lang w:val="es-MX"/>
         </w:rPr>
         <w:drawing>
@@ -3185,6 +3177,7 @@
         <w:rPr>
           <w:b/>
           <w:bCs/>
+          <w:noProof/>
           <w:lang w:val="es-MX"/>
         </w:rPr>
         <w:drawing>
@@ -3238,52 +3231,16 @@
         <w:rPr>
           <w:b/>
           <w:bCs/>
-          <w:lang w:val="es-MX"/>
-        </w:rPr>
-      </w:pPr>
-      <w:r>
-        <w:rPr>
-          <w:b/>
-          <w:bCs/>
-          <w:lang w:val="es-MX"/>
-        </w:rPr>
-        <w:t xml:space="preserve">Paso 10 – </w:t>
-      </w:r>
-      <w:proofErr w:type="spellStart"/>
-      <w:r>
-        <w:rPr>
-          <w:b/>
-          <w:bCs/>
-          <w:lang w:val="es-MX"/>
-        </w:rPr>
-        <w:t>Row</w:t>
-      </w:r>
-      <w:proofErr w:type="spellEnd"/>
-      <w:r>
-        <w:rPr>
-          <w:b/>
-          <w:bCs/>
-          <w:lang w:val="es-MX"/>
-        </w:rPr>
-        <w:t xml:space="preserve"> </w:t>
-      </w:r>
-      <w:proofErr w:type="spellStart"/>
-      <w:r>
-        <w:rPr>
-          <w:b/>
-          <w:bCs/>
-          <w:lang w:val="es-MX"/>
-        </w:rPr>
-        <w:t>Level</w:t>
-      </w:r>
-      <w:proofErr w:type="spellEnd"/>
-      <w:r>
-        <w:rPr>
-          <w:b/>
-          <w:bCs/>
-          <w:lang w:val="es-MX"/>
-        </w:rPr>
-        <w:t xml:space="preserve"> Security (RLS)</w:t>
+          <w:lang w:val="en-US"/>
+        </w:rPr>
+      </w:pPr>
+      <w:r>
+        <w:rPr>
+          <w:b/>
+          <w:bCs/>
+          <w:lang w:val="en-US"/>
+        </w:rPr>
+        <w:t>Paso 10 – Row Level Security (RLS)</w:t>
       </w:r>
     </w:p>
     <w:p>
@@ -3301,16 +3258,16 @@
           <w:bCs/>
           <w:lang w:val="es-MX"/>
         </w:rPr>
-        <w:t xml:space="preserve">10. </w:t>
-      </w:r>
-      <w:proofErr w:type="spellStart"/>
-      <w:r>
-        <w:rPr>
-          <w:b/>
-          <w:bCs/>
-          <w:lang w:val="es-MX"/>
-        </w:rPr>
-        <w:t>Autorizacion</w:t>
+        <w:t>10. A</w:t>
+      </w:r>
+      <w:proofErr w:type="spellStart"/>
+      <w:r>
+        <w:rPr>
+          <w:b/>
+          <w:bCs/>
+          <w:lang w:val="es-MX"/>
+        </w:rPr>
+        <w:t>utorizacion</w:t>
       </w:r>
       <w:proofErr w:type="spellEnd"/>
       <w:r>
@@ -3353,6 +3310,7 @@
         <w:rPr>
           <w:b/>
           <w:bCs/>
+          <w:noProof/>
           <w:lang w:val="es-MX"/>
         </w:rPr>
         <w:drawing>
@@ -3425,6 +3383,7 @@
         <w:rPr>
           <w:b/>
           <w:bCs/>
+          <w:noProof/>
           <w:lang w:val="es-MX"/>
         </w:rPr>
         <w:drawing>
@@ -3688,6 +3647,7 @@
       </w:pPr>
       <w:r>
         <w:rPr>
+          <w:noProof/>
           <w:lang w:val="es-MX"/>
         </w:rPr>
         <w:drawing>
@@ -3737,6 +3697,7 @@
       </w:pPr>
       <w:r>
         <w:rPr>
+          <w:noProof/>
           <w:lang w:val="es-MX"/>
         </w:rPr>
         <w:drawing>
@@ -3814,6 +3775,7 @@
         <w:rPr>
           <w:b/>
           <w:bCs/>
+          <w:noProof/>
           <w:lang w:val="es-MX"/>
         </w:rPr>
         <w:drawing>
@@ -3933,6 +3895,7 @@
         <w:rPr>
           <w:b/>
           <w:bCs/>
+          <w:noProof/>
           <w:lang w:val="es-MX"/>
         </w:rPr>
         <w:drawing>
@@ -4107,6 +4070,7 @@
         <w:rPr>
           <w:b/>
           <w:bCs/>
+          <w:noProof/>
           <w:lang w:val="es-MX"/>
         </w:rPr>
         <w:drawing>
@@ -4217,6 +4181,7 @@
         <w:rPr>
           <w:b/>
           <w:bCs/>
+          <w:noProof/>
           <w:lang w:val="es-MX"/>
         </w:rPr>
         <w:drawing>
@@ -4297,6 +4262,7 @@
         <w:rPr>
           <w:b/>
           <w:bCs/>
+          <w:noProof/>
           <w:lang w:val="es-MX"/>
         </w:rPr>
         <w:drawing>
@@ -4432,6 +4398,7 @@
         <w:rPr>
           <w:b/>
           <w:bCs/>
+          <w:noProof/>
           <w:lang w:val="es-MX"/>
         </w:rPr>
         <w:drawing>
@@ -4517,6 +4484,7 @@
         <w:rPr>
           <w:b/>
           <w:bCs/>
+          <w:noProof/>
           <w:lang w:val="es-MX"/>
         </w:rPr>
         <w:drawing>
@@ -4637,6 +4605,7 @@
         <w:rPr>
           <w:b/>
           <w:bCs/>
+          <w:noProof/>
           <w:lang w:val="es-MX"/>
         </w:rPr>
         <w:drawing>
@@ -4749,6 +4718,7 @@
         <w:rPr>
           <w:b/>
           <w:bCs/>
+          <w:noProof/>
           <w:lang w:val="es-MX"/>
         </w:rPr>
         <w:drawing>
@@ -4838,7 +4808,6 @@
         </w:rPr>
       </w:pPr>
       <w:proofErr w:type="spellStart"/>
-      <w:proofErr w:type="gramStart"/>
       <w:r>
         <w:rPr>
           <w:b/>
@@ -4854,19 +4823,9 @@
           <w:bCs/>
           <w:lang w:val="es-MX"/>
         </w:rPr>
-        <w:t xml:space="preserve"> .</w:t>
-      </w:r>
-      <w:proofErr w:type="gramEnd"/>
-      <w:r>
-        <w:rPr>
-          <w:b/>
-          <w:bCs/>
-          <w:lang w:val="es-MX"/>
-        </w:rPr>
-        <w:t xml:space="preserve"> </w:t>
-      </w:r>
-      <w:proofErr w:type="spellStart"/>
-      <w:proofErr w:type="gramStart"/>
+        <w:t xml:space="preserve"> . </w:t>
+      </w:r>
+      <w:proofErr w:type="spellStart"/>
       <w:r>
         <w:rPr>
           <w:b/>
@@ -4882,19 +4841,9 @@
           <w:bCs/>
           <w:lang w:val="es-MX"/>
         </w:rPr>
-        <w:t xml:space="preserve"> .</w:t>
-      </w:r>
-      <w:proofErr w:type="gramEnd"/>
-      <w:r>
-        <w:rPr>
-          <w:b/>
-          <w:bCs/>
-          <w:lang w:val="es-MX"/>
-        </w:rPr>
-        <w:t xml:space="preserve"> </w:t>
-      </w:r>
-      <w:proofErr w:type="spellStart"/>
-      <w:proofErr w:type="gramStart"/>
+        <w:t xml:space="preserve"> . </w:t>
+      </w:r>
+      <w:proofErr w:type="spellStart"/>
       <w:r>
         <w:rPr>
           <w:b/>
@@ -4910,16 +4859,7 @@
           <w:bCs/>
           <w:lang w:val="es-MX"/>
         </w:rPr>
-        <w:t xml:space="preserve"> .</w:t>
-      </w:r>
-      <w:proofErr w:type="gramEnd"/>
-      <w:r>
-        <w:rPr>
-          <w:b/>
-          <w:bCs/>
-          <w:lang w:val="es-MX"/>
-        </w:rPr>
-        <w:t xml:space="preserve"> </w:t>
+        <w:t xml:space="preserve"> . </w:t>
       </w:r>
       <w:proofErr w:type="spellStart"/>
       <w:r>
@@ -4981,6 +4921,7 @@
         <w:rPr>
           <w:b/>
           <w:bCs/>
+          <w:noProof/>
           <w:lang w:val="es-MX"/>
         </w:rPr>
         <w:drawing>
@@ -5083,6 +5024,7 @@
         <w:rPr>
           <w:b/>
           <w:bCs/>
+          <w:noProof/>
           <w:lang w:val="es-MX"/>
         </w:rPr>
         <w:drawing>
@@ -5167,6 +5109,7 @@
         <w:rPr>
           <w:b/>
           <w:bCs/>
+          <w:noProof/>
           <w:lang w:val="es-MX"/>
         </w:rPr>
         <w:drawing>
@@ -5251,6 +5194,7 @@
         <w:rPr>
           <w:b/>
           <w:bCs/>
+          <w:noProof/>
           <w:lang w:val="es-MX"/>
         </w:rPr>
         <w:drawing>
@@ -5360,6 +5304,7 @@
         <w:rPr>
           <w:b/>
           <w:bCs/>
+          <w:noProof/>
           <w:lang w:val="es-MX"/>
         </w:rPr>
         <w:drawing>
@@ -5458,6 +5403,7 @@
         <w:rPr>
           <w:b/>
           <w:bCs/>
+          <w:noProof/>
           <w:lang w:val="es-MX"/>
         </w:rPr>
         <w:drawing>
@@ -5552,10 +5498,10 @@
           <w:lang w:val="es-MX"/>
         </w:rPr>
         <w:drawing>
-          <wp:inline distT="0" distB="0" distL="0" distR="0" wp14:anchorId="5439B892" wp14:editId="7E00A7BE">
-            <wp:extent cx="5400040" cy="2669540"/>
+          <wp:inline distT="0" distB="0" distL="0" distR="0" wp14:anchorId="4C90134E" wp14:editId="0AF60465">
+            <wp:extent cx="5400040" cy="2898775"/>
             <wp:effectExtent l="0" t="0" r="0" b="0"/>
-            <wp:docPr id="51" name="Imagen 51"/>
+            <wp:docPr id="52" name="Imagen 52"/>
             <wp:cNvGraphicFramePr>
               <a:graphicFrameLocks xmlns:a="http://schemas.openxmlformats.org/drawingml/2006/main" noChangeAspect="1"/>
             </wp:cNvGraphicFramePr>
@@ -5575,7 +5521,7 @@
                   <pic:spPr>
                     <a:xfrm>
                       <a:off x="0" y="0"/>
-                      <a:ext cx="5400040" cy="2669540"/>
+                      <a:ext cx="5400040" cy="2898775"/>
                     </a:xfrm>
                     <a:prstGeom prst="rect">
                       <a:avLst/>
@@ -5587,6 +5533,1640 @@
           </wp:inline>
         </w:drawing>
       </w:r>
+    </w:p>
+    <w:p>
+      <w:pPr>
+        <w:rPr>
+          <w:b/>
+          <w:bCs/>
+          <w:lang w:val="es-MX"/>
+        </w:rPr>
+      </w:pPr>
+    </w:p>
+    <w:p>
+      <w:pPr>
+        <w:rPr>
+          <w:b/>
+          <w:bCs/>
+          <w:lang w:val="es-MX"/>
+        </w:rPr>
+      </w:pPr>
+    </w:p>
+    <w:p>
+      <w:pPr>
+        <w:rPr>
+          <w:b/>
+          <w:bCs/>
+          <w:lang w:val="es-MX"/>
+        </w:rPr>
+      </w:pPr>
+      <w:r>
+        <w:rPr>
+          <w:b/>
+          <w:bCs/>
+          <w:lang w:val="es-MX"/>
+        </w:rPr>
+        <w:lastRenderedPageBreak/>
+        <w:t xml:space="preserve">Retos para los aprendices </w:t>
+      </w:r>
+    </w:p>
+    <w:p>
+      <w:pPr>
+        <w:pStyle w:val="Prrafodelista"/>
+        <w:numPr>
+          <w:ilvl w:val="0"/>
+          <w:numId w:val="3"/>
+        </w:numPr>
+        <w:rPr>
+          <w:b/>
+          <w:bCs/>
+          <w:lang w:val="es-MX"/>
+        </w:rPr>
+      </w:pPr>
+      <w:r>
+        <w:rPr>
+          <w:b/>
+          <w:bCs/>
+          <w:lang w:val="es-MX"/>
+        </w:rPr>
+        <w:t xml:space="preserve">Agregar filtro todas / pendientes / completadas  </w:t>
+      </w:r>
+    </w:p>
+    <w:p>
+      <w:pPr>
+        <w:rPr>
+          <w:b/>
+          <w:bCs/>
+          <w:lang w:val="es-MX"/>
+        </w:rPr>
+      </w:pPr>
+      <w:r>
+        <w:rPr>
+          <w:b/>
+          <w:bCs/>
+          <w:lang w:val="es-MX"/>
+        </w:rPr>
+        <w:drawing>
+          <wp:inline distT="0" distB="0" distL="0" distR="0" wp14:anchorId="2A149F15" wp14:editId="3B634A1E">
+            <wp:extent cx="5400040" cy="3779520"/>
+            <wp:effectExtent l="0" t="0" r="0" b="0"/>
+            <wp:docPr id="53" name="Imagen 53"/>
+            <wp:cNvGraphicFramePr>
+              <a:graphicFrameLocks xmlns:a="http://schemas.openxmlformats.org/drawingml/2006/main" noChangeAspect="1"/>
+            </wp:cNvGraphicFramePr>
+            <a:graphic xmlns:a="http://schemas.openxmlformats.org/drawingml/2006/main">
+              <a:graphicData uri="http://schemas.openxmlformats.org/drawingml/2006/picture">
+                <pic:pic xmlns:pic="http://schemas.openxmlformats.org/drawingml/2006/picture">
+                  <pic:nvPicPr>
+                    <pic:cNvPr id="1" name=""/>
+                    <pic:cNvPicPr/>
+                  </pic:nvPicPr>
+                  <pic:blipFill>
+                    <a:blip r:embed="rId57"/>
+                    <a:stretch>
+                      <a:fillRect/>
+                    </a:stretch>
+                  </pic:blipFill>
+                  <pic:spPr>
+                    <a:xfrm>
+                      <a:off x="0" y="0"/>
+                      <a:ext cx="5400040" cy="3779520"/>
+                    </a:xfrm>
+                    <a:prstGeom prst="rect">
+                      <a:avLst/>
+                    </a:prstGeom>
+                  </pic:spPr>
+                </pic:pic>
+              </a:graphicData>
+            </a:graphic>
+          </wp:inline>
+        </w:drawing>
+      </w:r>
+    </w:p>
+    <w:p>
+      <w:pPr>
+        <w:rPr>
+          <w:b/>
+          <w:bCs/>
+          <w:lang w:val="es-MX"/>
+        </w:rPr>
+      </w:pPr>
+    </w:p>
+    <w:p>
+      <w:pPr>
+        <w:pStyle w:val="Prrafodelista"/>
+        <w:numPr>
+          <w:ilvl w:val="0"/>
+          <w:numId w:val="3"/>
+        </w:numPr>
+        <w:rPr>
+          <w:b/>
+          <w:bCs/>
+          <w:lang w:val="es-MX"/>
+        </w:rPr>
+      </w:pPr>
+      <w:r>
+        <w:rPr>
+          <w:b/>
+          <w:bCs/>
+          <w:lang w:val="es-MX"/>
+        </w:rPr>
+        <w:t xml:space="preserve">Implementar edición </w:t>
+      </w:r>
+      <w:proofErr w:type="spellStart"/>
+      <w:r>
+        <w:rPr>
+          <w:b/>
+          <w:bCs/>
+          <w:lang w:val="es-MX"/>
+        </w:rPr>
+        <w:t>inline</w:t>
+      </w:r>
+      <w:proofErr w:type="spellEnd"/>
+      <w:r>
+        <w:rPr>
+          <w:b/>
+          <w:bCs/>
+          <w:lang w:val="es-MX"/>
+        </w:rPr>
+        <w:t xml:space="preserve"> del </w:t>
+      </w:r>
+      <w:proofErr w:type="spellStart"/>
+      <w:r>
+        <w:rPr>
+          <w:b/>
+          <w:bCs/>
+          <w:lang w:val="es-MX"/>
+        </w:rPr>
+        <w:t>titulo</w:t>
+      </w:r>
+      <w:proofErr w:type="spellEnd"/>
+      <w:r>
+        <w:rPr>
+          <w:b/>
+          <w:bCs/>
+          <w:lang w:val="es-MX"/>
+        </w:rPr>
+        <w:t xml:space="preserve"> de una tarea</w:t>
+      </w:r>
+    </w:p>
+    <w:p>
+      <w:pPr>
+        <w:rPr>
+          <w:b/>
+          <w:bCs/>
+          <w:lang w:val="es-MX"/>
+        </w:rPr>
+      </w:pPr>
+      <w:r>
+        <w:rPr>
+          <w:b/>
+          <w:bCs/>
+          <w:lang w:val="es-MX"/>
+        </w:rPr>
+        <w:drawing>
+          <wp:inline distT="0" distB="0" distL="0" distR="0" wp14:anchorId="58D1AFB2" wp14:editId="5A9709B8">
+            <wp:extent cx="5400040" cy="3816350"/>
+            <wp:effectExtent l="0" t="0" r="0" b="0"/>
+            <wp:docPr id="54" name="Imagen 54"/>
+            <wp:cNvGraphicFramePr>
+              <a:graphicFrameLocks xmlns:a="http://schemas.openxmlformats.org/drawingml/2006/main" noChangeAspect="1"/>
+            </wp:cNvGraphicFramePr>
+            <a:graphic xmlns:a="http://schemas.openxmlformats.org/drawingml/2006/main">
+              <a:graphicData uri="http://schemas.openxmlformats.org/drawingml/2006/picture">
+                <pic:pic xmlns:pic="http://schemas.openxmlformats.org/drawingml/2006/picture">
+                  <pic:nvPicPr>
+                    <pic:cNvPr id="1" name=""/>
+                    <pic:cNvPicPr/>
+                  </pic:nvPicPr>
+                  <pic:blipFill>
+                    <a:blip r:embed="rId58"/>
+                    <a:stretch>
+                      <a:fillRect/>
+                    </a:stretch>
+                  </pic:blipFill>
+                  <pic:spPr>
+                    <a:xfrm>
+                      <a:off x="0" y="0"/>
+                      <a:ext cx="5400040" cy="3816350"/>
+                    </a:xfrm>
+                    <a:prstGeom prst="rect">
+                      <a:avLst/>
+                    </a:prstGeom>
+                  </pic:spPr>
+                </pic:pic>
+              </a:graphicData>
+            </a:graphic>
+          </wp:inline>
+        </w:drawing>
+      </w:r>
+    </w:p>
+    <w:p>
+      <w:pPr>
+        <w:pStyle w:val="Prrafodelista"/>
+        <w:numPr>
+          <w:ilvl w:val="0"/>
+          <w:numId w:val="3"/>
+        </w:numPr>
+        <w:rPr>
+          <w:b/>
+          <w:bCs/>
+          <w:lang w:val="es-MX"/>
+        </w:rPr>
+      </w:pPr>
+      <w:r>
+        <w:rPr>
+          <w:b/>
+          <w:bCs/>
+          <w:lang w:val="es-MX"/>
+        </w:rPr>
+        <w:lastRenderedPageBreak/>
+        <w:t xml:space="preserve">Paginación: mostrar 10 tareas por </w:t>
+      </w:r>
+      <w:proofErr w:type="spellStart"/>
+      <w:r>
+        <w:rPr>
+          <w:b/>
+          <w:bCs/>
+          <w:lang w:val="es-MX"/>
+        </w:rPr>
+        <w:t>pagina</w:t>
+      </w:r>
+      <w:proofErr w:type="spellEnd"/>
+      <w:r>
+        <w:rPr>
+          <w:b/>
+          <w:bCs/>
+          <w:lang w:val="es-MX"/>
+        </w:rPr>
+        <w:t xml:space="preserve"> con anterior/siguiente</w:t>
+      </w:r>
+    </w:p>
+    <w:p>
+      <w:pPr>
+        <w:rPr>
+          <w:b/>
+          <w:bCs/>
+          <w:lang w:val="es-MX"/>
+        </w:rPr>
+      </w:pPr>
+      <w:r>
+        <w:rPr>
+          <w:b/>
+          <w:bCs/>
+          <w:lang w:val="es-MX"/>
+        </w:rPr>
+        <w:drawing>
+          <wp:inline distT="0" distB="0" distL="0" distR="0" wp14:anchorId="34BB96CC" wp14:editId="038567B6">
+            <wp:extent cx="5400040" cy="4291330"/>
+            <wp:effectExtent l="0" t="0" r="0" b="0"/>
+            <wp:docPr id="55" name="Imagen 55"/>
+            <wp:cNvGraphicFramePr>
+              <a:graphicFrameLocks xmlns:a="http://schemas.openxmlformats.org/drawingml/2006/main" noChangeAspect="1"/>
+            </wp:cNvGraphicFramePr>
+            <a:graphic xmlns:a="http://schemas.openxmlformats.org/drawingml/2006/main">
+              <a:graphicData uri="http://schemas.openxmlformats.org/drawingml/2006/picture">
+                <pic:pic xmlns:pic="http://schemas.openxmlformats.org/drawingml/2006/picture">
+                  <pic:nvPicPr>
+                    <pic:cNvPr id="1" name=""/>
+                    <pic:cNvPicPr/>
+                  </pic:nvPicPr>
+                  <pic:blipFill>
+                    <a:blip r:embed="rId59"/>
+                    <a:stretch>
+                      <a:fillRect/>
+                    </a:stretch>
+                  </pic:blipFill>
+                  <pic:spPr>
+                    <a:xfrm>
+                      <a:off x="0" y="0"/>
+                      <a:ext cx="5400040" cy="4291330"/>
+                    </a:xfrm>
+                    <a:prstGeom prst="rect">
+                      <a:avLst/>
+                    </a:prstGeom>
+                  </pic:spPr>
+                </pic:pic>
+              </a:graphicData>
+            </a:graphic>
+          </wp:inline>
+        </w:drawing>
+      </w:r>
+    </w:p>
+    <w:p>
+      <w:pPr>
+        <w:rPr>
+          <w:b/>
+          <w:bCs/>
+          <w:lang w:val="es-MX"/>
+        </w:rPr>
+      </w:pPr>
+    </w:p>
+    <w:p>
+      <w:pPr>
+        <w:pStyle w:val="Prrafodelista"/>
+        <w:numPr>
+          <w:ilvl w:val="0"/>
+          <w:numId w:val="3"/>
+        </w:numPr>
+        <w:rPr>
+          <w:b/>
+          <w:bCs/>
+          <w:lang w:val="en-US"/>
+        </w:rPr>
+      </w:pPr>
+      <w:r>
+        <w:rPr>
+          <w:b/>
+          <w:bCs/>
+          <w:lang w:val="en-US"/>
+        </w:rPr>
+        <w:t xml:space="preserve">Login con OAuth (Google) </w:t>
+      </w:r>
+      <w:proofErr w:type="spellStart"/>
+      <w:r>
+        <w:rPr>
+          <w:b/>
+          <w:bCs/>
+          <w:lang w:val="en-US"/>
+        </w:rPr>
+        <w:t>usando</w:t>
+      </w:r>
+      <w:proofErr w:type="spellEnd"/>
+      <w:r>
+        <w:rPr>
+          <w:b/>
+          <w:bCs/>
+          <w:lang w:val="en-US"/>
+        </w:rPr>
+        <w:t xml:space="preserve"> </w:t>
+      </w:r>
+      <w:proofErr w:type="spellStart"/>
+      <w:r>
+        <w:rPr>
+          <w:b/>
+          <w:bCs/>
+          <w:lang w:val="en-US"/>
+        </w:rPr>
+        <w:t>signInWithProvid</w:t>
+      </w:r>
+      <w:r>
+        <w:rPr>
+          <w:b/>
+          <w:bCs/>
+          <w:lang w:val="en-US"/>
+        </w:rPr>
+        <w:t>er</w:t>
+      </w:r>
+      <w:proofErr w:type="spellEnd"/>
+    </w:p>
+    <w:p>
+      <w:pPr>
+        <w:jc w:val="center"/>
+        <w:rPr>
+          <w:b/>
+          <w:bCs/>
+          <w:lang w:val="en-US"/>
+        </w:rPr>
+      </w:pPr>
+      <w:r>
+        <w:rPr>
+          <w:b/>
+          <w:bCs/>
+          <w:lang w:val="en-US"/>
+        </w:rPr>
+        <w:drawing>
+          <wp:inline distT="0" distB="0" distL="0" distR="0" wp14:anchorId="2D3A5EDB" wp14:editId="59EFE712">
+            <wp:extent cx="2054578" cy="3183053"/>
+            <wp:effectExtent l="0" t="0" r="3175" b="0"/>
+            <wp:docPr id="56" name="Imagen 56"/>
+            <wp:cNvGraphicFramePr>
+              <a:graphicFrameLocks xmlns:a="http://schemas.openxmlformats.org/drawingml/2006/main" noChangeAspect="1"/>
+            </wp:cNvGraphicFramePr>
+            <a:graphic xmlns:a="http://schemas.openxmlformats.org/drawingml/2006/main">
+              <a:graphicData uri="http://schemas.openxmlformats.org/drawingml/2006/picture">
+                <pic:pic xmlns:pic="http://schemas.openxmlformats.org/drawingml/2006/picture">
+                  <pic:nvPicPr>
+                    <pic:cNvPr id="1" name=""/>
+                    <pic:cNvPicPr/>
+                  </pic:nvPicPr>
+                  <pic:blipFill rotWithShape="1">
+                    <a:blip r:embed="rId60"/>
+                    <a:srcRect r="2748"/>
+                    <a:stretch/>
+                  </pic:blipFill>
+                  <pic:spPr bwMode="auto">
+                    <a:xfrm>
+                      <a:off x="0" y="0"/>
+                      <a:ext cx="2054845" cy="3183467"/>
+                    </a:xfrm>
+                    <a:prstGeom prst="rect">
+                      <a:avLst/>
+                    </a:prstGeom>
+                    <a:ln>
+                      <a:noFill/>
+                    </a:ln>
+                    <a:extLst>
+                      <a:ext uri="{53640926-AAD7-44D8-BBD7-CCE9431645EC}">
+                        <a14:shadowObscured xmlns:a14="http://schemas.microsoft.com/office/drawing/2010/main"/>
+                      </a:ext>
+                    </a:extLst>
+                  </pic:spPr>
+                </pic:pic>
+              </a:graphicData>
+            </a:graphic>
+          </wp:inline>
+        </w:drawing>
+      </w:r>
+    </w:p>
+    <w:p>
+      <w:pPr>
+        <w:rPr>
+          <w:b/>
+          <w:bCs/>
+          <w:lang w:val="en-US"/>
+        </w:rPr>
+      </w:pPr>
+    </w:p>
+    <w:p>
+      <w:pPr>
+        <w:pStyle w:val="Prrafodelista"/>
+        <w:numPr>
+          <w:ilvl w:val="0"/>
+          <w:numId w:val="3"/>
+        </w:numPr>
+        <w:rPr>
+          <w:b/>
+          <w:bCs/>
+          <w:lang w:val="es-CO"/>
+        </w:rPr>
+      </w:pPr>
+      <w:r>
+        <w:rPr>
+          <w:b/>
+          <w:bCs/>
+          <w:lang w:val="es-CO"/>
+        </w:rPr>
+        <w:lastRenderedPageBreak/>
+        <w:t>Guardar el avatar en una t</w:t>
+      </w:r>
+      <w:r>
+        <w:rPr>
+          <w:b/>
+          <w:bCs/>
+          <w:lang w:val="es-CO"/>
+        </w:rPr>
+        <w:t>abla ‘</w:t>
+      </w:r>
+      <w:proofErr w:type="spellStart"/>
+      <w:r>
+        <w:rPr>
+          <w:b/>
+          <w:bCs/>
+          <w:lang w:val="es-CO"/>
+        </w:rPr>
+        <w:t>profiles</w:t>
+      </w:r>
+      <w:proofErr w:type="spellEnd"/>
+      <w:r>
+        <w:rPr>
+          <w:b/>
+          <w:bCs/>
+          <w:lang w:val="es-CO"/>
+        </w:rPr>
+        <w:t xml:space="preserve">’ y mostrarlo en el </w:t>
+      </w:r>
+      <w:proofErr w:type="spellStart"/>
+      <w:r>
+        <w:rPr>
+          <w:b/>
+          <w:bCs/>
+          <w:lang w:val="es-CO"/>
+        </w:rPr>
+        <w:t>header</w:t>
+      </w:r>
+      <w:proofErr w:type="spellEnd"/>
+    </w:p>
+    <w:p>
+      <w:pPr>
+        <w:rPr>
+          <w:b/>
+          <w:bCs/>
+          <w:lang w:val="es-CO"/>
+        </w:rPr>
+      </w:pPr>
+      <w:r>
+        <w:rPr>
+          <w:b/>
+          <w:bCs/>
+          <w:lang w:val="es-CO"/>
+        </w:rPr>
+        <w:drawing>
+          <wp:inline distT="0" distB="0" distL="0" distR="0" wp14:anchorId="0A103A71" wp14:editId="2CAF4F5D">
+            <wp:extent cx="5400040" cy="449580"/>
+            <wp:effectExtent l="0" t="0" r="0" b="7620"/>
+            <wp:docPr id="58" name="Imagen 58"/>
+            <wp:cNvGraphicFramePr>
+              <a:graphicFrameLocks xmlns:a="http://schemas.openxmlformats.org/drawingml/2006/main" noChangeAspect="1"/>
+            </wp:cNvGraphicFramePr>
+            <a:graphic xmlns:a="http://schemas.openxmlformats.org/drawingml/2006/main">
+              <a:graphicData uri="http://schemas.openxmlformats.org/drawingml/2006/picture">
+                <pic:pic xmlns:pic="http://schemas.openxmlformats.org/drawingml/2006/picture">
+                  <pic:nvPicPr>
+                    <pic:cNvPr id="1" name=""/>
+                    <pic:cNvPicPr/>
+                  </pic:nvPicPr>
+                  <pic:blipFill>
+                    <a:blip r:embed="rId61"/>
+                    <a:stretch>
+                      <a:fillRect/>
+                    </a:stretch>
+                  </pic:blipFill>
+                  <pic:spPr>
+                    <a:xfrm>
+                      <a:off x="0" y="0"/>
+                      <a:ext cx="5400040" cy="449580"/>
+                    </a:xfrm>
+                    <a:prstGeom prst="rect">
+                      <a:avLst/>
+                    </a:prstGeom>
+                  </pic:spPr>
+                </pic:pic>
+              </a:graphicData>
+            </a:graphic>
+          </wp:inline>
+        </w:drawing>
+      </w:r>
+    </w:p>
+    <w:p>
+      <w:pPr>
+        <w:rPr>
+          <w:b/>
+          <w:bCs/>
+          <w:lang w:val="es-CO"/>
+        </w:rPr>
+      </w:pPr>
+    </w:p>
+    <w:p>
+      <w:pPr>
+        <w:pStyle w:val="Prrafodelista"/>
+        <w:numPr>
+          <w:ilvl w:val="0"/>
+          <w:numId w:val="3"/>
+        </w:numPr>
+        <w:rPr>
+          <w:b/>
+          <w:bCs/>
+          <w:lang w:val="es-CO"/>
+        </w:rPr>
+      </w:pPr>
+      <w:r>
+        <w:rPr>
+          <w:b/>
+          <w:bCs/>
+          <w:lang w:val="es-CO"/>
+        </w:rPr>
+        <w:t>Agregar etiquetas (tags) a las tareas con una tabla relacional</w:t>
+      </w:r>
+    </w:p>
+    <w:p>
+      <w:pPr>
+        <w:jc w:val="center"/>
+        <w:rPr>
+          <w:b/>
+          <w:bCs/>
+          <w:lang w:val="es-CO"/>
+        </w:rPr>
+      </w:pPr>
+      <w:r>
+        <w:rPr>
+          <w:b/>
+          <w:bCs/>
+          <w:lang w:val="es-CO"/>
+        </w:rPr>
+        <w:drawing>
+          <wp:inline distT="0" distB="0" distL="0" distR="0" wp14:anchorId="0E1C1416" wp14:editId="78902A96">
+            <wp:extent cx="4583289" cy="3816892"/>
+            <wp:effectExtent l="0" t="0" r="8255" b="0"/>
+            <wp:docPr id="59" name="Imagen 59"/>
+            <wp:cNvGraphicFramePr>
+              <a:graphicFrameLocks xmlns:a="http://schemas.openxmlformats.org/drawingml/2006/main" noChangeAspect="1"/>
+            </wp:cNvGraphicFramePr>
+            <a:graphic xmlns:a="http://schemas.openxmlformats.org/drawingml/2006/main">
+              <a:graphicData uri="http://schemas.openxmlformats.org/drawingml/2006/picture">
+                <pic:pic xmlns:pic="http://schemas.openxmlformats.org/drawingml/2006/picture">
+                  <pic:nvPicPr>
+                    <pic:cNvPr id="1" name=""/>
+                    <pic:cNvPicPr/>
+                  </pic:nvPicPr>
+                  <pic:blipFill>
+                    <a:blip r:embed="rId62"/>
+                    <a:stretch>
+                      <a:fillRect/>
+                    </a:stretch>
+                  </pic:blipFill>
+                  <pic:spPr>
+                    <a:xfrm>
+                      <a:off x="0" y="0"/>
+                      <a:ext cx="4586021" cy="3819167"/>
+                    </a:xfrm>
+                    <a:prstGeom prst="rect">
+                      <a:avLst/>
+                    </a:prstGeom>
+                  </pic:spPr>
+                </pic:pic>
+              </a:graphicData>
+            </a:graphic>
+          </wp:inline>
+        </w:drawing>
+      </w:r>
+    </w:p>
+    <w:p>
+      <w:pPr>
+        <w:rPr>
+          <w:b/>
+          <w:bCs/>
+          <w:lang w:val="es-CO"/>
+        </w:rPr>
+      </w:pPr>
+    </w:p>
+    <w:p>
+      <w:pPr>
+        <w:pStyle w:val="Prrafodelista"/>
+        <w:numPr>
+          <w:ilvl w:val="0"/>
+          <w:numId w:val="3"/>
+        </w:numPr>
+        <w:rPr>
+          <w:b/>
+          <w:bCs/>
+          <w:lang w:val="es-CO"/>
+        </w:rPr>
+      </w:pPr>
+      <w:r>
+        <w:rPr>
+          <w:b/>
+          <w:bCs/>
+          <w:lang w:val="es-CO"/>
+        </w:rPr>
+        <w:t xml:space="preserve">Exportar el reporte del </w:t>
+      </w:r>
+      <w:proofErr w:type="spellStart"/>
+      <w:r>
+        <w:rPr>
+          <w:b/>
+          <w:bCs/>
+          <w:lang w:val="es-CO"/>
+        </w:rPr>
+        <w:t>Dashboard</w:t>
+      </w:r>
+      <w:proofErr w:type="spellEnd"/>
+      <w:r>
+        <w:rPr>
+          <w:b/>
+          <w:bCs/>
+          <w:lang w:val="es-CO"/>
+        </w:rPr>
+        <w:t xml:space="preserve"> a PDF con </w:t>
+      </w:r>
+      <w:proofErr w:type="spellStart"/>
+      <w:r>
+        <w:rPr>
+          <w:b/>
+          <w:bCs/>
+          <w:lang w:val="es-CO"/>
+        </w:rPr>
+        <w:t>react-pdf</w:t>
+      </w:r>
+      <w:proofErr w:type="spellEnd"/>
+    </w:p>
+    <w:p>
+      <w:pPr>
+        <w:ind w:left="360"/>
+        <w:jc w:val="center"/>
+        <w:rPr>
+          <w:b/>
+          <w:bCs/>
+          <w:lang w:val="es-CO"/>
+        </w:rPr>
+      </w:pPr>
+      <w:r>
+        <w:rPr>
+          <w:b/>
+          <w:bCs/>
+          <w:lang w:val="es-CO"/>
+        </w:rPr>
+        <w:drawing>
+          <wp:inline distT="0" distB="0" distL="0" distR="0" wp14:anchorId="011B3513" wp14:editId="7FDA2C76">
+            <wp:extent cx="2731215" cy="2731911"/>
+            <wp:effectExtent l="0" t="0" r="0" b="0"/>
+            <wp:docPr id="60" name="Imagen 60"/>
+            <wp:cNvGraphicFramePr>
+              <a:graphicFrameLocks xmlns:a="http://schemas.openxmlformats.org/drawingml/2006/main" noChangeAspect="1"/>
+            </wp:cNvGraphicFramePr>
+            <a:graphic xmlns:a="http://schemas.openxmlformats.org/drawingml/2006/main">
+              <a:graphicData uri="http://schemas.openxmlformats.org/drawingml/2006/picture">
+                <pic:pic xmlns:pic="http://schemas.openxmlformats.org/drawingml/2006/picture">
+                  <pic:nvPicPr>
+                    <pic:cNvPr id="1" name=""/>
+                    <pic:cNvPicPr/>
+                  </pic:nvPicPr>
+                  <pic:blipFill rotWithShape="1">
+                    <a:blip r:embed="rId63"/>
+                    <a:srcRect l="23623" t="15052" r="25785" b="3981"/>
+                    <a:stretch/>
+                  </pic:blipFill>
+                  <pic:spPr bwMode="auto">
+                    <a:xfrm>
+                      <a:off x="0" y="0"/>
+                      <a:ext cx="2731957" cy="2732654"/>
+                    </a:xfrm>
+                    <a:prstGeom prst="rect">
+                      <a:avLst/>
+                    </a:prstGeom>
+                    <a:ln>
+                      <a:noFill/>
+                    </a:ln>
+                    <a:extLst>
+                      <a:ext uri="{53640926-AAD7-44D8-BBD7-CCE9431645EC}">
+                        <a14:shadowObscured xmlns:a14="http://schemas.microsoft.com/office/drawing/2010/main"/>
+                      </a:ext>
+                    </a:extLst>
+                  </pic:spPr>
+                </pic:pic>
+              </a:graphicData>
+            </a:graphic>
+          </wp:inline>
+        </w:drawing>
+      </w:r>
+    </w:p>
+    <w:p>
+      <w:pPr>
+        <w:ind w:left="360"/>
+        <w:jc w:val="center"/>
+        <w:rPr>
+          <w:b/>
+          <w:bCs/>
+          <w:lang w:val="es-CO"/>
+        </w:rPr>
+      </w:pPr>
+      <w:r>
+        <w:rPr>
+          <w:b/>
+          <w:bCs/>
+          <w:lang w:val="es-CO"/>
+        </w:rPr>
+        <w:lastRenderedPageBreak/>
+        <w:drawing>
+          <wp:inline distT="0" distB="0" distL="0" distR="0" wp14:anchorId="598670C2" wp14:editId="48915F02">
+            <wp:extent cx="5400040" cy="2853690"/>
+            <wp:effectExtent l="0" t="0" r="0" b="3810"/>
+            <wp:docPr id="62" name="Imagen 62"/>
+            <wp:cNvGraphicFramePr>
+              <a:graphicFrameLocks xmlns:a="http://schemas.openxmlformats.org/drawingml/2006/main" noChangeAspect="1"/>
+            </wp:cNvGraphicFramePr>
+            <a:graphic xmlns:a="http://schemas.openxmlformats.org/drawingml/2006/main">
+              <a:graphicData uri="http://schemas.openxmlformats.org/drawingml/2006/picture">
+                <pic:pic xmlns:pic="http://schemas.openxmlformats.org/drawingml/2006/picture">
+                  <pic:nvPicPr>
+                    <pic:cNvPr id="1" name=""/>
+                    <pic:cNvPicPr/>
+                  </pic:nvPicPr>
+                  <pic:blipFill>
+                    <a:blip r:embed="rId64"/>
+                    <a:stretch>
+                      <a:fillRect/>
+                    </a:stretch>
+                  </pic:blipFill>
+                  <pic:spPr>
+                    <a:xfrm>
+                      <a:off x="0" y="0"/>
+                      <a:ext cx="5400040" cy="2853690"/>
+                    </a:xfrm>
+                    <a:prstGeom prst="rect">
+                      <a:avLst/>
+                    </a:prstGeom>
+                  </pic:spPr>
+                </pic:pic>
+              </a:graphicData>
+            </a:graphic>
+          </wp:inline>
+        </w:drawing>
+      </w:r>
+    </w:p>
+    <w:p>
+      <w:pPr>
+        <w:ind w:left="360"/>
+        <w:rPr>
+          <w:b/>
+          <w:bCs/>
+          <w:lang w:val="es-CO"/>
+        </w:rPr>
+      </w:pPr>
+    </w:p>
+    <w:p>
+      <w:pPr>
+        <w:pStyle w:val="Prrafodelista"/>
+        <w:numPr>
+          <w:ilvl w:val="0"/>
+          <w:numId w:val="3"/>
+        </w:numPr>
+        <w:rPr>
+          <w:b/>
+          <w:bCs/>
+          <w:lang w:val="es-CO"/>
+        </w:rPr>
+      </w:pPr>
+      <w:r>
+        <w:rPr>
+          <w:b/>
+          <w:bCs/>
+          <w:lang w:val="es-CO"/>
+        </w:rPr>
+        <w:t>Compartir listas de tareas entre usuarios con tabla de permisos</w:t>
+      </w:r>
+    </w:p>
+    <w:p>
+      <w:pPr>
+        <w:rPr>
+          <w:b/>
+          <w:bCs/>
+          <w:lang w:val="es-CO"/>
+        </w:rPr>
+      </w:pPr>
+      <w:r>
+        <w:rPr>
+          <w:b/>
+          <w:bCs/>
+          <w:lang w:val="es-CO"/>
+        </w:rPr>
+        <w:drawing>
+          <wp:inline distT="0" distB="0" distL="0" distR="0" wp14:anchorId="2B6F28F4" wp14:editId="2C6BF877">
+            <wp:extent cx="5400040" cy="1427480"/>
+            <wp:effectExtent l="0" t="0" r="0" b="1270"/>
+            <wp:docPr id="63" name="Imagen 63"/>
+            <wp:cNvGraphicFramePr>
+              <a:graphicFrameLocks xmlns:a="http://schemas.openxmlformats.org/drawingml/2006/main" noChangeAspect="1"/>
+            </wp:cNvGraphicFramePr>
+            <a:graphic xmlns:a="http://schemas.openxmlformats.org/drawingml/2006/main">
+              <a:graphicData uri="http://schemas.openxmlformats.org/drawingml/2006/picture">
+                <pic:pic xmlns:pic="http://schemas.openxmlformats.org/drawingml/2006/picture">
+                  <pic:nvPicPr>
+                    <pic:cNvPr id="1" name=""/>
+                    <pic:cNvPicPr/>
+                  </pic:nvPicPr>
+                  <pic:blipFill>
+                    <a:blip r:embed="rId65"/>
+                    <a:stretch>
+                      <a:fillRect/>
+                    </a:stretch>
+                  </pic:blipFill>
+                  <pic:spPr>
+                    <a:xfrm>
+                      <a:off x="0" y="0"/>
+                      <a:ext cx="5400040" cy="1427480"/>
+                    </a:xfrm>
+                    <a:prstGeom prst="rect">
+                      <a:avLst/>
+                    </a:prstGeom>
+                  </pic:spPr>
+                </pic:pic>
+              </a:graphicData>
+            </a:graphic>
+          </wp:inline>
+        </w:drawing>
+      </w:r>
+    </w:p>
+    <w:p>
+      <w:pPr>
+        <w:rPr>
+          <w:b/>
+          <w:bCs/>
+          <w:lang w:val="es-CO"/>
+        </w:rPr>
+      </w:pPr>
+      <w:r>
+        <w:rPr>
+          <w:b/>
+          <w:bCs/>
+          <w:lang w:val="es-CO"/>
+        </w:rPr>
+        <w:drawing>
+          <wp:inline distT="0" distB="0" distL="0" distR="0" wp14:anchorId="3D6B996C" wp14:editId="37D9AEC4">
+            <wp:extent cx="5400040" cy="2966720"/>
+            <wp:effectExtent l="0" t="0" r="0" b="5080"/>
+            <wp:docPr id="64" name="Imagen 64"/>
+            <wp:cNvGraphicFramePr>
+              <a:graphicFrameLocks xmlns:a="http://schemas.openxmlformats.org/drawingml/2006/main" noChangeAspect="1"/>
+            </wp:cNvGraphicFramePr>
+            <a:graphic xmlns:a="http://schemas.openxmlformats.org/drawingml/2006/main">
+              <a:graphicData uri="http://schemas.openxmlformats.org/drawingml/2006/picture">
+                <pic:pic xmlns:pic="http://schemas.openxmlformats.org/drawingml/2006/picture">
+                  <pic:nvPicPr>
+                    <pic:cNvPr id="1" name=""/>
+                    <pic:cNvPicPr/>
+                  </pic:nvPicPr>
+                  <pic:blipFill>
+                    <a:blip r:embed="rId66"/>
+                    <a:stretch>
+                      <a:fillRect/>
+                    </a:stretch>
+                  </pic:blipFill>
+                  <pic:spPr>
+                    <a:xfrm>
+                      <a:off x="0" y="0"/>
+                      <a:ext cx="5400040" cy="2966720"/>
+                    </a:xfrm>
+                    <a:prstGeom prst="rect">
+                      <a:avLst/>
+                    </a:prstGeom>
+                  </pic:spPr>
+                </pic:pic>
+              </a:graphicData>
+            </a:graphic>
+          </wp:inline>
+        </w:drawing>
+      </w:r>
+    </w:p>
+    <w:p>
+      <w:pPr>
+        <w:rPr>
+          <w:b/>
+          <w:bCs/>
+          <w:lang w:val="es-CO"/>
+        </w:rPr>
+      </w:pPr>
+      <w:r>
+        <w:rPr>
+          <w:b/>
+          <w:bCs/>
+          <w:lang w:val="es-CO"/>
+        </w:rPr>
+        <w:lastRenderedPageBreak/>
+        <w:drawing>
+          <wp:inline distT="0" distB="0" distL="0" distR="0" wp14:anchorId="61EC3CA8" wp14:editId="3805D955">
+            <wp:extent cx="5400040" cy="2656205"/>
+            <wp:effectExtent l="0" t="0" r="0" b="0"/>
+            <wp:docPr id="65" name="Imagen 65"/>
+            <wp:cNvGraphicFramePr>
+              <a:graphicFrameLocks xmlns:a="http://schemas.openxmlformats.org/drawingml/2006/main" noChangeAspect="1"/>
+            </wp:cNvGraphicFramePr>
+            <a:graphic xmlns:a="http://schemas.openxmlformats.org/drawingml/2006/main">
+              <a:graphicData uri="http://schemas.openxmlformats.org/drawingml/2006/picture">
+                <pic:pic xmlns:pic="http://schemas.openxmlformats.org/drawingml/2006/picture">
+                  <pic:nvPicPr>
+                    <pic:cNvPr id="1" name=""/>
+                    <pic:cNvPicPr/>
+                  </pic:nvPicPr>
+                  <pic:blipFill>
+                    <a:blip r:embed="rId67"/>
+                    <a:stretch>
+                      <a:fillRect/>
+                    </a:stretch>
+                  </pic:blipFill>
+                  <pic:spPr>
+                    <a:xfrm>
+                      <a:off x="0" y="0"/>
+                      <a:ext cx="5400040" cy="2656205"/>
+                    </a:xfrm>
+                    <a:prstGeom prst="rect">
+                      <a:avLst/>
+                    </a:prstGeom>
+                  </pic:spPr>
+                </pic:pic>
+              </a:graphicData>
+            </a:graphic>
+          </wp:inline>
+        </w:drawing>
+      </w:r>
+    </w:p>
+    <w:p>
+      <w:pPr>
+        <w:rPr>
+          <w:b/>
+          <w:bCs/>
+          <w:lang w:val="es-CO"/>
+        </w:rPr>
+      </w:pPr>
+    </w:p>
+    <w:p>
+      <w:pPr>
+        <w:jc w:val="center"/>
+        <w:rPr>
+          <w:b/>
+          <w:bCs/>
+          <w:lang w:val="es-CO"/>
+        </w:rPr>
+      </w:pPr>
+      <w:r>
+        <w:rPr>
+          <w:b/>
+          <w:bCs/>
+          <w:lang w:val="es-CO"/>
+        </w:rPr>
+        <w:t>Actividades Extra</w:t>
+      </w:r>
+    </w:p>
+    <w:p>
+      <w:pPr>
+        <w:pStyle w:val="Prrafodelista"/>
+        <w:numPr>
+          <w:ilvl w:val="0"/>
+          <w:numId w:val="4"/>
+        </w:numPr>
+        <w:rPr>
+          <w:b/>
+          <w:bCs/>
+          <w:lang w:val="es-CO"/>
+        </w:rPr>
+      </w:pPr>
+      <w:r>
+        <w:rPr>
+          <w:b/>
+          <w:bCs/>
+          <w:lang w:val="es-CO"/>
+        </w:rPr>
+        <w:t xml:space="preserve">Crear </w:t>
+      </w:r>
+      <w:proofErr w:type="spellStart"/>
+      <w:r>
+        <w:rPr>
+          <w:b/>
+          <w:bCs/>
+          <w:lang w:val="es-CO"/>
+        </w:rPr>
+        <w:t>Register</w:t>
+      </w:r>
+      <w:proofErr w:type="spellEnd"/>
+    </w:p>
+    <w:p>
+      <w:pPr>
+        <w:ind w:left="360"/>
+        <w:jc w:val="center"/>
+        <w:rPr>
+          <w:b/>
+          <w:bCs/>
+          <w:lang w:val="es-CO"/>
+        </w:rPr>
+      </w:pPr>
+      <w:r>
+        <w:rPr>
+          <w:b/>
+          <w:bCs/>
+          <w:lang w:val="es-CO"/>
+        </w:rPr>
+        <w:drawing>
+          <wp:inline distT="0" distB="0" distL="0" distR="0" wp14:anchorId="31A3CCA1" wp14:editId="29296F87">
+            <wp:extent cx="2314222" cy="2556549"/>
+            <wp:effectExtent l="0" t="0" r="0" b="0"/>
+            <wp:docPr id="66" name="Imagen 66"/>
+            <wp:cNvGraphicFramePr>
+              <a:graphicFrameLocks xmlns:a="http://schemas.openxmlformats.org/drawingml/2006/main" noChangeAspect="1"/>
+            </wp:cNvGraphicFramePr>
+            <a:graphic xmlns:a="http://schemas.openxmlformats.org/drawingml/2006/main">
+              <a:graphicData uri="http://schemas.openxmlformats.org/drawingml/2006/picture">
+                <pic:pic xmlns:pic="http://schemas.openxmlformats.org/drawingml/2006/picture">
+                  <pic:nvPicPr>
+                    <pic:cNvPr id="1" name=""/>
+                    <pic:cNvPicPr/>
+                  </pic:nvPicPr>
+                  <pic:blipFill>
+                    <a:blip r:embed="rId68"/>
+                    <a:stretch>
+                      <a:fillRect/>
+                    </a:stretch>
+                  </pic:blipFill>
+                  <pic:spPr>
+                    <a:xfrm>
+                      <a:off x="0" y="0"/>
+                      <a:ext cx="2325793" cy="2569332"/>
+                    </a:xfrm>
+                    <a:prstGeom prst="rect">
+                      <a:avLst/>
+                    </a:prstGeom>
+                  </pic:spPr>
+                </pic:pic>
+              </a:graphicData>
+            </a:graphic>
+          </wp:inline>
+        </w:drawing>
+      </w:r>
+    </w:p>
+    <w:p>
+      <w:pPr>
+        <w:pStyle w:val="Prrafodelista"/>
+        <w:numPr>
+          <w:ilvl w:val="0"/>
+          <w:numId w:val="4"/>
+        </w:numPr>
+        <w:rPr>
+          <w:b/>
+          <w:bCs/>
+          <w:lang w:val="es-CO"/>
+        </w:rPr>
+      </w:pPr>
+      <w:r>
+        <w:rPr>
+          <w:b/>
+          <w:bCs/>
+          <w:lang w:val="es-CO"/>
+        </w:rPr>
+        <w:t xml:space="preserve">Recuperar </w:t>
+      </w:r>
+      <w:r>
+        <w:rPr>
+          <w:b/>
+          <w:bCs/>
+          <w:lang w:val="es-CO"/>
+        </w:rPr>
+        <w:t>contraseña</w:t>
+      </w:r>
+    </w:p>
+    <w:p>
+      <w:pPr>
+        <w:ind w:left="360"/>
+        <w:jc w:val="center"/>
+        <w:rPr>
+          <w:b/>
+          <w:bCs/>
+          <w:lang w:val="es-CO"/>
+        </w:rPr>
+      </w:pPr>
+      <w:r>
+        <w:rPr>
+          <w:b/>
+          <w:bCs/>
+          <w:lang w:val="es-CO"/>
+        </w:rPr>
+        <w:drawing>
+          <wp:inline distT="0" distB="0" distL="0" distR="0" wp14:anchorId="3619D3BE" wp14:editId="042FD827">
+            <wp:extent cx="2675466" cy="2099659"/>
+            <wp:effectExtent l="0" t="0" r="0" b="0"/>
+            <wp:docPr id="68" name="Imagen 68"/>
+            <wp:cNvGraphicFramePr>
+              <a:graphicFrameLocks xmlns:a="http://schemas.openxmlformats.org/drawingml/2006/main" noChangeAspect="1"/>
+            </wp:cNvGraphicFramePr>
+            <a:graphic xmlns:a="http://schemas.openxmlformats.org/drawingml/2006/main">
+              <a:graphicData uri="http://schemas.openxmlformats.org/drawingml/2006/picture">
+                <pic:pic xmlns:pic="http://schemas.openxmlformats.org/drawingml/2006/picture">
+                  <pic:nvPicPr>
+                    <pic:cNvPr id="1" name=""/>
+                    <pic:cNvPicPr/>
+                  </pic:nvPicPr>
+                  <pic:blipFill>
+                    <a:blip r:embed="rId69"/>
+                    <a:stretch>
+                      <a:fillRect/>
+                    </a:stretch>
+                  </pic:blipFill>
+                  <pic:spPr>
+                    <a:xfrm>
+                      <a:off x="0" y="0"/>
+                      <a:ext cx="2699483" cy="2118507"/>
+                    </a:xfrm>
+                    <a:prstGeom prst="rect">
+                      <a:avLst/>
+                    </a:prstGeom>
+                  </pic:spPr>
+                </pic:pic>
+              </a:graphicData>
+            </a:graphic>
+          </wp:inline>
+        </w:drawing>
+      </w:r>
+    </w:p>
+    <w:p>
+      <w:pPr>
+        <w:ind w:left="360"/>
+        <w:jc w:val="center"/>
+        <w:rPr>
+          <w:b/>
+          <w:bCs/>
+          <w:lang w:val="es-CO"/>
+        </w:rPr>
+      </w:pPr>
+      <w:r>
+        <w:rPr>
+          <w:b/>
+          <w:bCs/>
+          <w:lang w:val="es-CO"/>
+        </w:rPr>
+        <w:lastRenderedPageBreak/>
+        <w:drawing>
+          <wp:inline distT="0" distB="0" distL="0" distR="0" wp14:anchorId="4D909560" wp14:editId="0D4D71D9">
+            <wp:extent cx="3239911" cy="2843664"/>
+            <wp:effectExtent l="0" t="0" r="0" b="0"/>
+            <wp:docPr id="72" name="Imagen 72"/>
+            <wp:cNvGraphicFramePr>
+              <a:graphicFrameLocks xmlns:a="http://schemas.openxmlformats.org/drawingml/2006/main" noChangeAspect="1"/>
+            </wp:cNvGraphicFramePr>
+            <a:graphic xmlns:a="http://schemas.openxmlformats.org/drawingml/2006/main">
+              <a:graphicData uri="http://schemas.openxmlformats.org/drawingml/2006/picture">
+                <pic:pic xmlns:pic="http://schemas.openxmlformats.org/drawingml/2006/picture">
+                  <pic:nvPicPr>
+                    <pic:cNvPr id="1" name=""/>
+                    <pic:cNvPicPr/>
+                  </pic:nvPicPr>
+                  <pic:blipFill>
+                    <a:blip r:embed="rId70"/>
+                    <a:stretch>
+                      <a:fillRect/>
+                    </a:stretch>
+                  </pic:blipFill>
+                  <pic:spPr>
+                    <a:xfrm>
+                      <a:off x="0" y="0"/>
+                      <a:ext cx="3242372" cy="2845824"/>
+                    </a:xfrm>
+                    <a:prstGeom prst="rect">
+                      <a:avLst/>
+                    </a:prstGeom>
+                  </pic:spPr>
+                </pic:pic>
+              </a:graphicData>
+            </a:graphic>
+          </wp:inline>
+        </w:drawing>
+      </w:r>
+    </w:p>
+    <w:p>
+      <w:pPr>
+        <w:ind w:left="360"/>
+        <w:jc w:val="center"/>
+        <w:rPr>
+          <w:b/>
+          <w:bCs/>
+          <w:lang w:val="es-CO"/>
+        </w:rPr>
+      </w:pPr>
+      <w:r>
+        <w:rPr>
+          <w:b/>
+          <w:bCs/>
+          <w:lang w:val="es-CO"/>
+        </w:rPr>
+        <w:drawing>
+          <wp:inline distT="0" distB="0" distL="0" distR="0" wp14:anchorId="0A8D08D9" wp14:editId="6E8C0323">
+            <wp:extent cx="3228622" cy="2792498"/>
+            <wp:effectExtent l="0" t="0" r="0" b="8255"/>
+            <wp:docPr id="73" name="Imagen 73"/>
+            <wp:cNvGraphicFramePr>
+              <a:graphicFrameLocks xmlns:a="http://schemas.openxmlformats.org/drawingml/2006/main" noChangeAspect="1"/>
+            </wp:cNvGraphicFramePr>
+            <a:graphic xmlns:a="http://schemas.openxmlformats.org/drawingml/2006/main">
+              <a:graphicData uri="http://schemas.openxmlformats.org/drawingml/2006/picture">
+                <pic:pic xmlns:pic="http://schemas.openxmlformats.org/drawingml/2006/picture">
+                  <pic:nvPicPr>
+                    <pic:cNvPr id="1" name=""/>
+                    <pic:cNvPicPr/>
+                  </pic:nvPicPr>
+                  <pic:blipFill>
+                    <a:blip r:embed="rId71"/>
+                    <a:stretch>
+                      <a:fillRect/>
+                    </a:stretch>
+                  </pic:blipFill>
+                  <pic:spPr>
+                    <a:xfrm>
+                      <a:off x="0" y="0"/>
+                      <a:ext cx="3230862" cy="2794435"/>
+                    </a:xfrm>
+                    <a:prstGeom prst="rect">
+                      <a:avLst/>
+                    </a:prstGeom>
+                  </pic:spPr>
+                </pic:pic>
+              </a:graphicData>
+            </a:graphic>
+          </wp:inline>
+        </w:drawing>
+      </w:r>
+    </w:p>
+    <w:p>
+      <w:pPr>
+        <w:ind w:left="360"/>
+        <w:jc w:val="center"/>
+        <w:rPr>
+          <w:b/>
+          <w:bCs/>
+          <w:lang w:val="es-CO"/>
+        </w:rPr>
+      </w:pPr>
+      <w:r>
+        <w:rPr>
+          <w:b/>
+          <w:bCs/>
+          <w:lang w:val="es-CO"/>
+        </w:rPr>
+        <w:drawing>
+          <wp:inline distT="0" distB="0" distL="0" distR="0" wp14:anchorId="2AA13CF8" wp14:editId="401553CC">
+            <wp:extent cx="3115734" cy="2972665"/>
+            <wp:effectExtent l="0" t="0" r="8890" b="0"/>
+            <wp:docPr id="74" name="Imagen 74"/>
+            <wp:cNvGraphicFramePr>
+              <a:graphicFrameLocks xmlns:a="http://schemas.openxmlformats.org/drawingml/2006/main" noChangeAspect="1"/>
+            </wp:cNvGraphicFramePr>
+            <a:graphic xmlns:a="http://schemas.openxmlformats.org/drawingml/2006/main">
+              <a:graphicData uri="http://schemas.openxmlformats.org/drawingml/2006/picture">
+                <pic:pic xmlns:pic="http://schemas.openxmlformats.org/drawingml/2006/picture">
+                  <pic:nvPicPr>
+                    <pic:cNvPr id="1" name=""/>
+                    <pic:cNvPicPr/>
+                  </pic:nvPicPr>
+                  <pic:blipFill>
+                    <a:blip r:embed="rId72"/>
+                    <a:stretch>
+                      <a:fillRect/>
+                    </a:stretch>
+                  </pic:blipFill>
+                  <pic:spPr>
+                    <a:xfrm>
+                      <a:off x="0" y="0"/>
+                      <a:ext cx="3124714" cy="2981233"/>
+                    </a:xfrm>
+                    <a:prstGeom prst="rect">
+                      <a:avLst/>
+                    </a:prstGeom>
+                  </pic:spPr>
+                </pic:pic>
+              </a:graphicData>
+            </a:graphic>
+          </wp:inline>
+        </w:drawing>
+      </w:r>
+    </w:p>
+    <w:p>
+      <w:pPr>
+        <w:rPr>
+          <w:b/>
+          <w:bCs/>
+          <w:lang w:val="es-CO"/>
+        </w:rPr>
+      </w:pPr>
+    </w:p>
+    <w:p>
+      <w:pPr>
+        <w:pStyle w:val="Prrafodelista"/>
+        <w:numPr>
+          <w:ilvl w:val="0"/>
+          <w:numId w:val="4"/>
+        </w:numPr>
+        <w:rPr>
+          <w:b/>
+          <w:bCs/>
+          <w:lang w:val="es-CO"/>
+        </w:rPr>
+      </w:pPr>
+      <w:r>
+        <w:rPr>
+          <w:b/>
+          <w:bCs/>
+          <w:lang w:val="es-CO"/>
+        </w:rPr>
+        <w:t>Editar tareas</w:t>
+      </w:r>
+    </w:p>
+    <w:p>
+      <w:pPr>
+        <w:rPr>
+          <w:b/>
+          <w:bCs/>
+          <w:lang w:val="es-CO"/>
+        </w:rPr>
+      </w:pPr>
+      <w:r>
+        <w:rPr>
+          <w:b/>
+          <w:bCs/>
+          <w:lang w:val="es-CO"/>
+        </w:rPr>
+        <w:drawing>
+          <wp:inline distT="0" distB="0" distL="0" distR="0" wp14:anchorId="25E35640" wp14:editId="470DB684">
+            <wp:extent cx="5400040" cy="713105"/>
+            <wp:effectExtent l="0" t="0" r="0" b="0"/>
+            <wp:docPr id="69" name="Imagen 69"/>
+            <wp:cNvGraphicFramePr>
+              <a:graphicFrameLocks xmlns:a="http://schemas.openxmlformats.org/drawingml/2006/main" noChangeAspect="1"/>
+            </wp:cNvGraphicFramePr>
+            <a:graphic xmlns:a="http://schemas.openxmlformats.org/drawingml/2006/main">
+              <a:graphicData uri="http://schemas.openxmlformats.org/drawingml/2006/picture">
+                <pic:pic xmlns:pic="http://schemas.openxmlformats.org/drawingml/2006/picture">
+                  <pic:nvPicPr>
+                    <pic:cNvPr id="1" name=""/>
+                    <pic:cNvPicPr/>
+                  </pic:nvPicPr>
+                  <pic:blipFill>
+                    <a:blip r:embed="rId73"/>
+                    <a:stretch>
+                      <a:fillRect/>
+                    </a:stretch>
+                  </pic:blipFill>
+                  <pic:spPr>
+                    <a:xfrm>
+                      <a:off x="0" y="0"/>
+                      <a:ext cx="5400040" cy="713105"/>
+                    </a:xfrm>
+                    <a:prstGeom prst="rect">
+                      <a:avLst/>
+                    </a:prstGeom>
+                  </pic:spPr>
+                </pic:pic>
+              </a:graphicData>
+            </a:graphic>
+          </wp:inline>
+        </w:drawing>
+      </w:r>
+    </w:p>
+    <w:p>
+      <w:pPr>
+        <w:rPr>
+          <w:b/>
+          <w:bCs/>
+          <w:lang w:val="es-CO"/>
+        </w:rPr>
+      </w:pPr>
+      <w:r>
+        <w:rPr>
+          <w:b/>
+          <w:bCs/>
+          <w:lang w:val="es-CO"/>
+        </w:rPr>
+        <w:drawing>
+          <wp:inline distT="0" distB="0" distL="0" distR="0" wp14:anchorId="118A4BB0" wp14:editId="13D300F7">
+            <wp:extent cx="5400040" cy="1009650"/>
+            <wp:effectExtent l="0" t="0" r="0" b="0"/>
+            <wp:docPr id="70" name="Imagen 70"/>
+            <wp:cNvGraphicFramePr>
+              <a:graphicFrameLocks xmlns:a="http://schemas.openxmlformats.org/drawingml/2006/main" noChangeAspect="1"/>
+            </wp:cNvGraphicFramePr>
+            <a:graphic xmlns:a="http://schemas.openxmlformats.org/drawingml/2006/main">
+              <a:graphicData uri="http://schemas.openxmlformats.org/drawingml/2006/picture">
+                <pic:pic xmlns:pic="http://schemas.openxmlformats.org/drawingml/2006/picture">
+                  <pic:nvPicPr>
+                    <pic:cNvPr id="1" name=""/>
+                    <pic:cNvPicPr/>
+                  </pic:nvPicPr>
+                  <pic:blipFill>
+                    <a:blip r:embed="rId74"/>
+                    <a:stretch>
+                      <a:fillRect/>
+                    </a:stretch>
+                  </pic:blipFill>
+                  <pic:spPr>
+                    <a:xfrm>
+                      <a:off x="0" y="0"/>
+                      <a:ext cx="5400040" cy="1009650"/>
+                    </a:xfrm>
+                    <a:prstGeom prst="rect">
+                      <a:avLst/>
+                    </a:prstGeom>
+                  </pic:spPr>
+                </pic:pic>
+              </a:graphicData>
+            </a:graphic>
+          </wp:inline>
+        </w:drawing>
+      </w:r>
+    </w:p>
+    <w:p>
+      <w:pPr>
+        <w:rPr>
+          <w:b/>
+          <w:bCs/>
+          <w:lang w:val="es-CO"/>
+        </w:rPr>
+      </w:pPr>
+    </w:p>
+    <w:p>
+      <w:pPr>
+        <w:pStyle w:val="Prrafodelista"/>
+        <w:numPr>
+          <w:ilvl w:val="0"/>
+          <w:numId w:val="4"/>
+        </w:numPr>
+        <w:rPr>
+          <w:b/>
+          <w:bCs/>
+          <w:lang w:val="es-CO"/>
+        </w:rPr>
+      </w:pPr>
+      <w:r>
+        <w:rPr>
+          <w:b/>
+          <w:bCs/>
+          <w:lang w:val="es-CO"/>
+        </w:rPr>
+        <w:t>Buscar tareas</w:t>
+      </w:r>
+    </w:p>
+    <w:p>
+      <w:pPr>
+        <w:jc w:val="center"/>
+        <w:rPr>
+          <w:b/>
+          <w:bCs/>
+          <w:lang w:val="es-CO"/>
+        </w:rPr>
+      </w:pPr>
+      <w:r>
+        <w:rPr>
+          <w:b/>
+          <w:bCs/>
+          <w:lang w:val="es-CO"/>
+        </w:rPr>
+        <w:drawing>
+          <wp:inline distT="0" distB="0" distL="0" distR="0" wp14:anchorId="7DCC9EDB" wp14:editId="18540752">
+            <wp:extent cx="4961803" cy="3860800"/>
+            <wp:effectExtent l="0" t="0" r="0" b="6350"/>
+            <wp:docPr id="71" name="Imagen 71"/>
+            <wp:cNvGraphicFramePr>
+              <a:graphicFrameLocks xmlns:a="http://schemas.openxmlformats.org/drawingml/2006/main" noChangeAspect="1"/>
+            </wp:cNvGraphicFramePr>
+            <a:graphic xmlns:a="http://schemas.openxmlformats.org/drawingml/2006/main">
+              <a:graphicData uri="http://schemas.openxmlformats.org/drawingml/2006/picture">
+                <pic:pic xmlns:pic="http://schemas.openxmlformats.org/drawingml/2006/picture">
+                  <pic:nvPicPr>
+                    <pic:cNvPr id="1" name=""/>
+                    <pic:cNvPicPr/>
+                  </pic:nvPicPr>
+                  <pic:blipFill>
+                    <a:blip r:embed="rId75"/>
+                    <a:stretch>
+                      <a:fillRect/>
+                    </a:stretch>
+                  </pic:blipFill>
+                  <pic:spPr>
+                    <a:xfrm>
+                      <a:off x="0" y="0"/>
+                      <a:ext cx="4998887" cy="3889655"/>
+                    </a:xfrm>
+                    <a:prstGeom prst="rect">
+                      <a:avLst/>
+                    </a:prstGeom>
+                  </pic:spPr>
+                </pic:pic>
+              </a:graphicData>
+            </a:graphic>
+          </wp:inline>
+        </w:drawing>
+      </w:r>
+    </w:p>
+    <w:p>
+      <w:pPr>
+        <w:jc w:val="center"/>
+        <w:rPr>
+          <w:b/>
+          <w:bCs/>
+          <w:lang w:val="es-CO"/>
+        </w:rPr>
+      </w:pPr>
+    </w:p>
+    <w:p>
+      <w:pPr>
+        <w:jc w:val="center"/>
+        <w:rPr>
+          <w:b/>
+          <w:bCs/>
+          <w:lang w:val="es-CO"/>
+        </w:rPr>
+      </w:pPr>
+    </w:p>
+    <w:p>
+      <w:pPr>
+        <w:rPr>
+          <w:b/>
+          <w:bCs/>
+          <w:lang w:val="es-CO"/>
+        </w:rPr>
+      </w:pPr>
+      <w:r>
+        <w:rPr>
+          <w:b/>
+          <w:bCs/>
+          <w:lang w:val="es-CO"/>
+        </w:rPr>
+        <w:t>Link del Repositorio donde se encuentra el proyecto:</w:t>
+      </w:r>
+    </w:p>
+    <w:p>
+      <w:pPr>
+        <w:rPr>
+          <w:b/>
+          <w:bCs/>
+          <w:lang w:val="es-CO"/>
+        </w:rPr>
+      </w:pPr>
+      <w:hyperlink r:id="rId76" w:history="1">
+        <w:r>
+          <w:rPr>
+            <w:rStyle w:val="Hipervnculo"/>
+            <w:b/>
+            <w:bCs/>
+            <w:lang w:val="es-CO"/>
+          </w:rPr>
+          <w:t>https://github.com/CarlosAcosta44/taller-supabase.git</w:t>
+        </w:r>
+      </w:hyperlink>
     </w:p>
     <w:sectPr>
       <w:pgSz w:w="11906" w:h="16838"/>
@@ -5601,6 +7181,95 @@
 <file path=word/numbering.xml><?xml version="1.0" encoding="utf-8"?>
 <w:numbering xmlns:wpc="http://schemas.microsoft.com/office/word/2010/wordprocessingCanvas" xmlns:cx="http://schemas.microsoft.com/office/drawing/2014/chartex" xmlns:cx1="http://schemas.microsoft.com/office/drawing/2015/9/8/chartex" xmlns:cx2="http://schemas.microsoft.com/office/drawing/2015/10/21/chartex" xmlns:cx3="http://schemas.microsoft.com/office/drawing/2016/5/9/chartex" xmlns:cx4="http://schemas.microsoft.com/office/drawing/2016/5/10/chartex" xmlns:cx5="http://schemas.microsoft.com/office/drawing/2016/5/11/chartex" xmlns:cx6="http://schemas.microsoft.com/office/drawing/2016/5/12/chartex" xmlns:cx7="http://schemas.microsoft.com/office/drawing/2016/5/13/chartex" xmlns:cx8="http://schemas.microsoft.com/office/drawing/2016/5/14/chartex" xmlns:mc="http://schemas.openxmlformats.org/markup-compatibility/2006" xmlns:aink="http://schemas.microsoft.com/office/drawing/2016/ink" xmlns:am3d="http://schemas.microsoft.com/office/drawing/2017/model3d" xmlns:o="urn:schemas-microsoft-com:office:office" xmlns:r="http://schemas.openxmlformats.org/officeDocument/2006/relationships" xmlns:m="http://schemas.openxmlformats.org/officeDocument/2006/math" xmlns:v="urn:schemas-microsoft-com:vml" xmlns:wp14="http://schemas.microsoft.com/office/word/2010/wordprocessingDrawing" xmlns:wp="http://schemas.openxmlformats.org/drawingml/2006/wordprocessingDrawing" xmlns:w10="urn:schemas-microsoft-com:office:word" xmlns:w="http://schemas.openxmlformats.org/wordprocessingml/2006/main" xmlns:w14="http://schemas.microsoft.com/office/word/2010/wordml" xmlns:w15="http://schemas.microsoft.com/office/word/2012/wordml" xmlns:w16cex="http://schemas.microsoft.com/office/word/2018/wordml/cex" xmlns:w16cid="http://schemas.microsoft.com/office/word/2016/wordml/cid" xmlns:w16="http://schemas.microsoft.com/office/word/2018/wordml" xmlns:w16sdtdh="http://schemas.microsoft.com/office/word/2020/wordml/sdtdatahash" xmlns:w16se="http://schemas.microsoft.com/office/word/2015/wordml/symex" xmlns:wpg="http://schemas.microsoft.com/office/word/2010/wordprocessingGroup" xmlns:wpi="http://schemas.microsoft.com/office/word/2010/wordprocessingInk" xmlns:wne="http://schemas.microsoft.com/office/word/2006/wordml" xmlns:wps="http://schemas.microsoft.com/office/word/2010/wordprocessingShape" mc:Ignorable="w14 w15 w16se w16cid w16 w16cex w16sdtdh wp14">
   <w:abstractNum w:abstractNumId="0" w15:restartNumberingAfterBreak="0">
+    <w:nsid w:val="0D7C07F2"/>
+    <w:multiLevelType w:val="hybridMultilevel"/>
+    <w:tmpl w:val="E926DE68"/>
+    <w:lvl w:ilvl="0" w:tplc="240A000F">
+      <w:start w:val="1"/>
+      <w:numFmt w:val="decimal"/>
+      <w:lvlText w:val="%1."/>
+      <w:lvlJc w:val="left"/>
+      <w:pPr>
+        <w:ind w:left="720" w:hanging="360"/>
+      </w:pPr>
+      <w:rPr>
+        <w:rFonts w:hint="default"/>
+      </w:rPr>
+    </w:lvl>
+    <w:lvl w:ilvl="1" w:tplc="240A0019" w:tentative="1">
+      <w:start w:val="1"/>
+      <w:numFmt w:val="lowerLetter"/>
+      <w:lvlText w:val="%2."/>
+      <w:lvlJc w:val="left"/>
+      <w:pPr>
+        <w:ind w:left="1440" w:hanging="360"/>
+      </w:pPr>
+    </w:lvl>
+    <w:lvl w:ilvl="2" w:tplc="240A001B" w:tentative="1">
+      <w:start w:val="1"/>
+      <w:numFmt w:val="lowerRoman"/>
+      <w:lvlText w:val="%3."/>
+      <w:lvlJc w:val="right"/>
+      <w:pPr>
+        <w:ind w:left="2160" w:hanging="180"/>
+      </w:pPr>
+    </w:lvl>
+    <w:lvl w:ilvl="3" w:tplc="240A000F" w:tentative="1">
+      <w:start w:val="1"/>
+      <w:numFmt w:val="decimal"/>
+      <w:lvlText w:val="%4."/>
+      <w:lvlJc w:val="left"/>
+      <w:pPr>
+        <w:ind w:left="2880" w:hanging="360"/>
+      </w:pPr>
+    </w:lvl>
+    <w:lvl w:ilvl="4" w:tplc="240A0019" w:tentative="1">
+      <w:start w:val="1"/>
+      <w:numFmt w:val="lowerLetter"/>
+      <w:lvlText w:val="%5."/>
+      <w:lvlJc w:val="left"/>
+      <w:pPr>
+        <w:ind w:left="3600" w:hanging="360"/>
+      </w:pPr>
+    </w:lvl>
+    <w:lvl w:ilvl="5" w:tplc="240A001B" w:tentative="1">
+      <w:start w:val="1"/>
+      <w:numFmt w:val="lowerRoman"/>
+      <w:lvlText w:val="%6."/>
+      <w:lvlJc w:val="right"/>
+      <w:pPr>
+        <w:ind w:left="4320" w:hanging="180"/>
+      </w:pPr>
+    </w:lvl>
+    <w:lvl w:ilvl="6" w:tplc="240A000F" w:tentative="1">
+      <w:start w:val="1"/>
+      <w:numFmt w:val="decimal"/>
+      <w:lvlText w:val="%7."/>
+      <w:lvlJc w:val="left"/>
+      <w:pPr>
+        <w:ind w:left="5040" w:hanging="360"/>
+      </w:pPr>
+    </w:lvl>
+    <w:lvl w:ilvl="7" w:tplc="240A0019" w:tentative="1">
+      <w:start w:val="1"/>
+      <w:numFmt w:val="lowerLetter"/>
+      <w:lvlText w:val="%8."/>
+      <w:lvlJc w:val="left"/>
+      <w:pPr>
+        <w:ind w:left="5760" w:hanging="360"/>
+      </w:pPr>
+    </w:lvl>
+    <w:lvl w:ilvl="8" w:tplc="240A001B" w:tentative="1">
+      <w:start w:val="1"/>
+      <w:numFmt w:val="lowerRoman"/>
+      <w:lvlText w:val="%9."/>
+      <w:lvlJc w:val="right"/>
+      <w:pPr>
+        <w:ind w:left="6480" w:hanging="180"/>
+      </w:pPr>
+    </w:lvl>
+  </w:abstractNum>
+  <w:abstractNum w:abstractNumId="1" w15:restartNumberingAfterBreak="0">
     <w:nsid w:val="35E66D1B"/>
     <w:multiLevelType w:val="multilevel"/>
     <w:tmpl w:val="DD221924"/>
@@ -5721,7 +7390,7 @@
       </w:rPr>
     </w:lvl>
   </w:abstractNum>
-  <w:abstractNum w:abstractNumId="1" w15:restartNumberingAfterBreak="0">
+  <w:abstractNum w:abstractNumId="2" w15:restartNumberingAfterBreak="0">
     <w:nsid w:val="4A072881"/>
     <w:multiLevelType w:val="multilevel"/>
     <w:tmpl w:val="128A9E26"/>
@@ -5842,11 +7511,106 @@
       </w:rPr>
     </w:lvl>
   </w:abstractNum>
+  <w:abstractNum w:abstractNumId="3" w15:restartNumberingAfterBreak="0">
+    <w:nsid w:val="7CA64FAC"/>
+    <w:multiLevelType w:val="hybridMultilevel"/>
+    <w:tmpl w:val="A71C5D3E"/>
+    <w:lvl w:ilvl="0" w:tplc="240A000F">
+      <w:start w:val="1"/>
+      <w:numFmt w:val="decimal"/>
+      <w:lvlText w:val="%1."/>
+      <w:lvlJc w:val="left"/>
+      <w:pPr>
+        <w:ind w:left="720" w:hanging="360"/>
+      </w:pPr>
+      <w:rPr>
+        <w:rFonts w:hint="default"/>
+      </w:rPr>
+    </w:lvl>
+    <w:lvl w:ilvl="1" w:tplc="240A0019" w:tentative="1">
+      <w:start w:val="1"/>
+      <w:numFmt w:val="lowerLetter"/>
+      <w:lvlText w:val="%2."/>
+      <w:lvlJc w:val="left"/>
+      <w:pPr>
+        <w:ind w:left="1440" w:hanging="360"/>
+      </w:pPr>
+    </w:lvl>
+    <w:lvl w:ilvl="2" w:tplc="240A001B" w:tentative="1">
+      <w:start w:val="1"/>
+      <w:numFmt w:val="lowerRoman"/>
+      <w:lvlText w:val="%3."/>
+      <w:lvlJc w:val="right"/>
+      <w:pPr>
+        <w:ind w:left="2160" w:hanging="180"/>
+      </w:pPr>
+    </w:lvl>
+    <w:lvl w:ilvl="3" w:tplc="240A000F" w:tentative="1">
+      <w:start w:val="1"/>
+      <w:numFmt w:val="decimal"/>
+      <w:lvlText w:val="%4."/>
+      <w:lvlJc w:val="left"/>
+      <w:pPr>
+        <w:ind w:left="2880" w:hanging="360"/>
+      </w:pPr>
+    </w:lvl>
+    <w:lvl w:ilvl="4" w:tplc="240A0019" w:tentative="1">
+      <w:start w:val="1"/>
+      <w:numFmt w:val="lowerLetter"/>
+      <w:lvlText w:val="%5."/>
+      <w:lvlJc w:val="left"/>
+      <w:pPr>
+        <w:ind w:left="3600" w:hanging="360"/>
+      </w:pPr>
+    </w:lvl>
+    <w:lvl w:ilvl="5" w:tplc="240A001B" w:tentative="1">
+      <w:start w:val="1"/>
+      <w:numFmt w:val="lowerRoman"/>
+      <w:lvlText w:val="%6."/>
+      <w:lvlJc w:val="right"/>
+      <w:pPr>
+        <w:ind w:left="4320" w:hanging="180"/>
+      </w:pPr>
+    </w:lvl>
+    <w:lvl w:ilvl="6" w:tplc="240A000F" w:tentative="1">
+      <w:start w:val="1"/>
+      <w:numFmt w:val="decimal"/>
+      <w:lvlText w:val="%7."/>
+      <w:lvlJc w:val="left"/>
+      <w:pPr>
+        <w:ind w:left="5040" w:hanging="360"/>
+      </w:pPr>
+    </w:lvl>
+    <w:lvl w:ilvl="7" w:tplc="240A0019" w:tentative="1">
+      <w:start w:val="1"/>
+      <w:numFmt w:val="lowerLetter"/>
+      <w:lvlText w:val="%8."/>
+      <w:lvlJc w:val="left"/>
+      <w:pPr>
+        <w:ind w:left="5760" w:hanging="360"/>
+      </w:pPr>
+    </w:lvl>
+    <w:lvl w:ilvl="8" w:tplc="240A001B" w:tentative="1">
+      <w:start w:val="1"/>
+      <w:numFmt w:val="lowerRoman"/>
+      <w:lvlText w:val="%9."/>
+      <w:lvlJc w:val="right"/>
+      <w:pPr>
+        <w:ind w:left="6480" w:hanging="180"/>
+      </w:pPr>
+    </w:lvl>
+  </w:abstractNum>
   <w:num w:numId="1">
+    <w:abstractNumId w:val="1"/>
+  </w:num>
+  <w:num w:numId="2">
+    <w:abstractNumId w:val="2"/>
+  </w:num>
+  <w:num w:numId="3">
     <w:abstractNumId w:val="0"/>
   </w:num>
-  <w:num w:numId="2">
-    <w:abstractNumId w:val="1"/>
+  <w:num w:numId="4">
+    <w:abstractNumId w:val="3"/>
   </w:num>
 </w:numbering>
 </file>
@@ -6288,6 +8052,29 @@
       <w:contextualSpacing/>
     </w:pPr>
   </w:style>
+  <w:style w:type="character" w:styleId="Hipervnculo">
+    <w:name w:val="Hyperlink"/>
+    <w:basedOn w:val="Fuentedeprrafopredeter"/>
+    <w:uiPriority w:val="99"/>
+    <w:unhideWhenUsed/>
+    <w:rsid w:val="0045170A"/>
+    <w:rPr>
+      <w:color w:val="0563C1" w:themeColor="hyperlink"/>
+      <w:u w:val="single"/>
+    </w:rPr>
+  </w:style>
+  <w:style w:type="character" w:styleId="Mencinsinresolver">
+    <w:name w:val="Unresolved Mention"/>
+    <w:basedOn w:val="Fuentedeprrafopredeter"/>
+    <w:uiPriority w:val="99"/>
+    <w:semiHidden/>
+    <w:unhideWhenUsed/>
+    <w:rsid w:val="0045170A"/>
+    <w:rPr>
+      <w:color w:val="605E5C"/>
+      <w:shd w:val="clear" w:color="auto" w:fill="E1DFDD"/>
+    </w:rPr>
+  </w:style>
 </w:styles>
 </file>
 
